--- a/treasury-platform/docs/50-PHASE2-S5-BUILD.docx
+++ b/treasury-platform/docs/50-PHASE2-S5-BUILD.docx
@@ -5674,7 +5674,31 @@
           <w:szCs w:val="21"/>
           <w:rtl/>
         </w:rPr>
-        <w:t xml:space="preserve"> نجح كله (2026-10-25) على الإيداع الذي يحمل S4 وS5 معًا: 165 اختبار وحدة، واختبار المتصفح بمقطعي S4 وS5، و121 اختبار تكامل على قاعدة منشورة. ونتيجة فحص القاعدة في ملحق DOC-B02.</w:t>
+        <w:t xml:space="preserve"> نجح كله (2026-10-25) على الإيداع الذي يحمل S4 وS5 معًا: 165 اختبار وحدة، واختبار المتصفح بمقطعي S4 وS5، و121 اختبار تكامل على قاعدة منشورة. ونجح فحص قاعدة البيانات (</w:t>
+      </w:r>
+      <w:r>
+        <w:rPr>
+          <w:rFonts w:ascii="Courier New" w:cs="Courier New" w:eastAsia="Courier New" w:hAnsi="Courier New"/>
+          <w:b w:val="false"/>
+          <w:bCs w:val="false"/>
+          <w:color w:val="1F2937"/>
+          <w:sz w:val="18"/>
+          <w:szCs w:val="18"/>
+          <w:shd w:fill="F1F3F5" w:color="auto" w:val="clear"/>
+          <w:rtl/>
+        </w:rPr>
+        <w:t xml:space="preserve">‎tools/ci/db_ci.sh‎</w:t>
+      </w:r>
+      <w:r>
+        <w:rPr>
+          <w:rFonts w:ascii="Arial" w:cs="Arial" w:eastAsia="Arial" w:hAnsi="Arial"/>
+          <w:b w:val="false"/>
+          <w:bCs w:val="false"/>
+          <w:sz w:val="21"/>
+          <w:szCs w:val="21"/>
+          <w:rtl/>
+        </w:rPr>
+        <w:t xml:space="preserve">) كله على f56d1f7، ومنه الإعدادات الأربعة والأربعون والبذر الآمن عند إعادة تشغيله.</w:t>
       </w:r>
     </w:p>
     <w:p>

--- a/treasury-platform/docs/50-PHASE2-S5-BUILD.docx
+++ b/treasury-platform/docs/50-PHASE2-S5-BUILD.docx
@@ -231,7 +231,7 @@
           <w:szCs w:val="21"/>
           <w:rtl/>
         </w:rPr>
-        <w:t xml:space="preserve">وهي بانتظار اعتماد المالك</w:t>
+        <w:t xml:space="preserve">واعتمدها المالك في 2026-10-25</w:t>
       </w:r>
       <w:r>
         <w:rPr>
@@ -946,7 +946,7 @@
             <w:szCs w:val="20"/>
             <w:rtl/>
           </w:rPr>
-          <w:t xml:space="preserve">4. الافتراضات بانتظار الاعتماد (OQ-1 إلى OQ-8)</w:t>
+          <w:t xml:space="preserve">4. الافتراضات (معتمدة) (OQ-1 إلى OQ-8)</w:t>
         </w:r>
       </w:hyperlink>
     </w:p>
@@ -3742,7 +3742,7 @@
           <w:szCs w:val="32"/>
           <w:rtl/>
         </w:rPr>
-        <w:t xml:space="preserve">4. الافتراضات بانتظار الاعتماد (OQ-1 إلى OQ-8)</w:t>
+        <w:t xml:space="preserve">4. الافتراضات (معتمدة) (OQ-1 إلى OQ-8)</w:t>
       </w:r>
       <w:bookmarkEnd w:id="8"/>
     </w:p>

--- a/treasury-platform/docs/50-PHASE2-S5-BUILD.docx
+++ b/treasury-platform/docs/50-PHASE2-S5-BUILD.docx
@@ -4510,8 +4510,8 @@
         </w:tblBorders>
       </w:tblPr>
       <w:tblGrid>
-        <w:gridCol w:w="4564"/>
-        <w:gridCol w:w="5300"/>
+        <w:gridCol w:w="4521"/>
+        <w:gridCol w:w="5343"/>
       </w:tblGrid>
       <w:tr>
         <w:trPr>
@@ -4520,7 +4520,7 @@
         </w:trPr>
         <w:tc>
           <w:tcPr>
-            <w:tcW w:type="dxa" w:w="4564"/>
+            <w:tcW w:type="dxa" w:w="4521"/>
             <w:tcBorders>
               <w:top w:val="single" w:color="BFC9D6" w:sz="4"/>
               <w:left w:val="single" w:color="BFC9D6" w:sz="4"/>
@@ -4558,7 +4558,7 @@
         </w:tc>
         <w:tc>
           <w:tcPr>
-            <w:tcW w:type="dxa" w:w="5300"/>
+            <w:tcW w:type="dxa" w:w="5343"/>
             <w:tcBorders>
               <w:top w:val="single" w:color="BFC9D6" w:sz="4"/>
               <w:left w:val="single" w:color="BFC9D6" w:sz="4"/>
@@ -4601,73 +4601,97 @@
         </w:trPr>
         <w:tc>
           <w:tcPr>
-            <w:tcW w:type="dxa" w:w="4564"/>
-            <w:tcBorders>
-              <w:top w:val="single" w:color="BFC9D6" w:sz="4"/>
-              <w:left w:val="single" w:color="BFC9D6" w:sz="4"/>
-              <w:bottom w:val="single" w:color="BFC9D6" w:sz="4"/>
-              <w:right w:val="single" w:color="BFC9D6" w:sz="4"/>
-            </w:tcBorders>
-            <w:tcMar>
-              <w:top w:type="dxa" w:w="50"/>
-              <w:left w:type="dxa" w:w="90"/>
-              <w:bottom w:type="dxa" w:w="50"/>
-              <w:right w:type="dxa" w:w="90"/>
-            </w:tcMar>
-            <w:vAlign w:val="top"/>
-          </w:tcPr>
-          <w:p>
-            <w:pPr>
-              <w:keepNext w:val="false"/>
-              <w:bidi/>
-              <w:spacing w:after="30" w:before="30" w:line="264"/>
-            </w:pPr>
-            <w:r>
-              <w:rPr>
-                <w:rFonts w:ascii="Arial" w:cs="Arial" w:eastAsia="Arial" w:hAnsi="Arial"/>
-                <w:b w:val="false"/>
-                <w:bCs w:val="false"/>
-                <w:sz w:val="18"/>
-                <w:szCs w:val="18"/>
-                <w:rtl/>
-              </w:rPr>
-              <w:t xml:space="preserve">FR-PLT-039 تصدير بيانات المشترك، وFR-PLT-040 الاحتفاظ والإتلاف، وFR-PTY-029 إخفاء هوية الأشخاص</w:t>
-            </w:r>
-          </w:p>
-        </w:tc>
-        <w:tc>
-          <w:tcPr>
-            <w:tcW w:type="dxa" w:w="5300"/>
-            <w:tcBorders>
-              <w:top w:val="single" w:color="BFC9D6" w:sz="4"/>
-              <w:left w:val="single" w:color="BFC9D6" w:sz="4"/>
-              <w:bottom w:val="single" w:color="BFC9D6" w:sz="4"/>
-              <w:right w:val="single" w:color="BFC9D6" w:sz="4"/>
-            </w:tcBorders>
-            <w:tcMar>
-              <w:top w:type="dxa" w:w="50"/>
-              <w:left w:type="dxa" w:w="90"/>
-              <w:bottom w:type="dxa" w:w="50"/>
-              <w:right w:type="dxa" w:w="90"/>
-            </w:tcMar>
-            <w:vAlign w:val="top"/>
-          </w:tcPr>
-          <w:p>
-            <w:pPr>
-              <w:keepNext w:val="false"/>
-              <w:bidi/>
-              <w:spacing w:after="30" w:before="30" w:line="264"/>
-            </w:pPr>
-            <w:r>
-              <w:rPr>
-                <w:rFonts w:ascii="Arial" w:cs="Arial" w:eastAsia="Arial" w:hAnsi="Arial"/>
-                <w:b w:val="false"/>
-                <w:bCs w:val="false"/>
-                <w:sz w:val="18"/>
-                <w:szCs w:val="18"/>
-                <w:rtl/>
-              </w:rPr>
-              <w:t xml:space="preserve">تحتاج قرار سياسة الاحتفاظ والموقع (DOC-S01) قبل البناء</w:t>
+            <w:tcW w:type="dxa" w:w="4521"/>
+            <w:tcBorders>
+              <w:top w:val="single" w:color="BFC9D6" w:sz="4"/>
+              <w:left w:val="single" w:color="BFC9D6" w:sz="4"/>
+              <w:bottom w:val="single" w:color="BFC9D6" w:sz="4"/>
+              <w:right w:val="single" w:color="BFC9D6" w:sz="4"/>
+            </w:tcBorders>
+            <w:tcMar>
+              <w:top w:type="dxa" w:w="50"/>
+              <w:left w:type="dxa" w:w="90"/>
+              <w:bottom w:type="dxa" w:w="50"/>
+              <w:right w:type="dxa" w:w="90"/>
+            </w:tcMar>
+            <w:vAlign w:val="top"/>
+          </w:tcPr>
+          <w:p>
+            <w:pPr>
+              <w:keepNext w:val="false"/>
+              <w:bidi/>
+              <w:spacing w:after="30" w:before="30" w:line="264"/>
+            </w:pPr>
+            <w:r>
+              <w:rPr>
+                <w:rFonts w:ascii="Arial" w:cs="Arial" w:eastAsia="Arial" w:hAnsi="Arial"/>
+                <w:b w:val="false"/>
+                <w:bCs w:val="false"/>
+                <w:sz w:val="18"/>
+                <w:szCs w:val="18"/>
+                <w:rtl/>
+              </w:rPr>
+              <w:t xml:space="preserve">FR-PLT-040 الاحتفاظ والإتلاف، وFR-PTY-029 إخفاء هوية الأشخاص</w:t>
+            </w:r>
+          </w:p>
+        </w:tc>
+        <w:tc>
+          <w:tcPr>
+            <w:tcW w:type="dxa" w:w="5343"/>
+            <w:tcBorders>
+              <w:top w:val="single" w:color="BFC9D6" w:sz="4"/>
+              <w:left w:val="single" w:color="BFC9D6" w:sz="4"/>
+              <w:bottom w:val="single" w:color="BFC9D6" w:sz="4"/>
+              <w:right w:val="single" w:color="BFC9D6" w:sz="4"/>
+            </w:tcBorders>
+            <w:tcMar>
+              <w:top w:type="dxa" w:w="50"/>
+              <w:left w:type="dxa" w:w="90"/>
+              <w:bottom w:type="dxa" w:w="50"/>
+              <w:right w:type="dxa" w:w="90"/>
+            </w:tcMar>
+            <w:vAlign w:val="top"/>
+          </w:tcPr>
+          <w:p>
+            <w:pPr>
+              <w:keepNext w:val="false"/>
+              <w:bidi/>
+              <w:spacing w:after="30" w:before="30" w:line="264"/>
+            </w:pPr>
+            <w:r>
+              <w:rPr>
+                <w:rFonts w:ascii="Arial" w:cs="Arial" w:eastAsia="Arial" w:hAnsi="Arial"/>
+                <w:b w:val="false"/>
+                <w:bCs w:val="false"/>
+                <w:sz w:val="18"/>
+                <w:szCs w:val="18"/>
+                <w:rtl/>
+              </w:rPr>
+              <w:t xml:space="preserve">تحتاج قرار سياسة الاحتفاظ والموقع (DOC-S01) قبل البناء. أما FR-PLT-039 تصدير بيانات المشترك </w:t>
+            </w:r>
+            <w:r>
+              <w:rPr>
+                <w:rFonts w:ascii="Arial" w:cs="Arial" w:eastAsia="Arial" w:hAnsi="Arial"/>
+                <w:b/>
+                <w:bCs/>
+                <w:sz w:val="18"/>
+                <w:szCs w:val="18"/>
+                <w:rtl/>
+              </w:rPr>
+              <w:t xml:space="preserve">فبُني في </w:t>
+            </w:r>
+            <w:r>
+              <w:rPr>
+                <w:rFonts w:ascii="Courier New" w:cs="Courier New" w:eastAsia="Courier New" w:hAnsi="Courier New"/>
+                <w:b/>
+                <w:bCs/>
+                <w:color w:val="1F2937"/>
+                <w:sz w:val="16"/>
+                <w:szCs w:val="16"/>
+                <w:shd w:fill="F1F3F5" w:color="auto" w:val="clear"/>
+                <w:rtl/>
+              </w:rPr>
+              <w:t xml:space="preserve">‎docs/52‎</w:t>
             </w:r>
           </w:p>
         </w:tc>
@@ -4678,7 +4702,7 @@
         </w:trPr>
         <w:tc>
           <w:tcPr>
-            <w:tcW w:type="dxa" w:w="4564"/>
+            <w:tcW w:type="dxa" w:w="4521"/>
             <w:tcBorders>
               <w:top w:val="single" w:color="BFC9D6" w:sz="4"/>
               <w:left w:val="single" w:color="BFC9D6" w:sz="4"/>
@@ -4715,7 +4739,7 @@
         </w:tc>
         <w:tc>
           <w:tcPr>
-            <w:tcW w:type="dxa" w:w="5300"/>
+            <w:tcW w:type="dxa" w:w="5343"/>
             <w:tcBorders>
               <w:top w:val="single" w:color="BFC9D6" w:sz="4"/>
               <w:left w:val="single" w:color="BFC9D6" w:sz="4"/>
@@ -4757,7 +4781,7 @@
         </w:trPr>
         <w:tc>
           <w:tcPr>
-            <w:tcW w:type="dxa" w:w="4564"/>
+            <w:tcW w:type="dxa" w:w="4521"/>
             <w:tcBorders>
               <w:top w:val="single" w:color="BFC9D6" w:sz="4"/>
               <w:left w:val="single" w:color="BFC9D6" w:sz="4"/>
@@ -4793,7 +4817,7 @@
         </w:tc>
         <w:tc>
           <w:tcPr>
-            <w:tcW w:type="dxa" w:w="5300"/>
+            <w:tcW w:type="dxa" w:w="5343"/>
             <w:tcBorders>
               <w:top w:val="single" w:color="BFC9D6" w:sz="4"/>
               <w:left w:val="single" w:color="BFC9D6" w:sz="4"/>
@@ -4834,7 +4858,7 @@
         </w:trPr>
         <w:tc>
           <w:tcPr>
-            <w:tcW w:type="dxa" w:w="4564"/>
+            <w:tcW w:type="dxa" w:w="4521"/>
             <w:tcBorders>
               <w:top w:val="single" w:color="BFC9D6" w:sz="4"/>
               <w:left w:val="single" w:color="BFC9D6" w:sz="4"/>
@@ -4871,7 +4895,7 @@
         </w:tc>
         <w:tc>
           <w:tcPr>
-            <w:tcW w:type="dxa" w:w="5300"/>
+            <w:tcW w:type="dxa" w:w="5343"/>
             <w:tcBorders>
               <w:top w:val="single" w:color="BFC9D6" w:sz="4"/>
               <w:left w:val="single" w:color="BFC9D6" w:sz="4"/>
@@ -4896,13 +4920,26 @@
             <w:r>
               <w:rPr>
                 <w:rFonts w:ascii="Arial" w:cs="Arial" w:eastAsia="Arial" w:hAnsi="Arial"/>
-                <w:b w:val="false"/>
-                <w:bCs w:val="false"/>
-                <w:sz w:val="18"/>
-                <w:szCs w:val="18"/>
-                <w:rtl/>
-              </w:rPr>
-              <w:t xml:space="preserve">Should وCould. التفضيلات اليوم لكل مستخدم</w:t>
+                <w:b/>
+                <w:bCs/>
+                <w:sz w:val="18"/>
+                <w:szCs w:val="18"/>
+                <w:rtl/>
+              </w:rPr>
+              <w:t xml:space="preserve">بُنيا في </w:t>
+            </w:r>
+            <w:r>
+              <w:rPr>
+                <w:rFonts w:ascii="Courier New" w:cs="Courier New" w:eastAsia="Courier New" w:hAnsi="Courier New"/>
+                <w:b/>
+                <w:bCs/>
+                <w:color w:val="1F2937"/>
+                <w:sz w:val="16"/>
+                <w:szCs w:val="16"/>
+                <w:shd w:fill="F1F3F5" w:color="auto" w:val="clear"/>
+                <w:rtl/>
+              </w:rPr>
+              <w:t xml:space="preserve">‎docs/52‎</w:t>
             </w:r>
           </w:p>
         </w:tc>
@@ -4913,7 +4950,7 @@
         </w:trPr>
         <w:tc>
           <w:tcPr>
-            <w:tcW w:type="dxa" w:w="4564"/>
+            <w:tcW w:type="dxa" w:w="4521"/>
             <w:tcBorders>
               <w:top w:val="single" w:color="BFC9D6" w:sz="4"/>
               <w:left w:val="single" w:color="BFC9D6" w:sz="4"/>
@@ -4949,7 +4986,7 @@
         </w:tc>
         <w:tc>
           <w:tcPr>
-            <w:tcW w:type="dxa" w:w="5300"/>
+            <w:tcW w:type="dxa" w:w="5343"/>
             <w:tcBorders>
               <w:top w:val="single" w:color="BFC9D6" w:sz="4"/>
               <w:left w:val="single" w:color="BFC9D6" w:sz="4"/>
@@ -4990,7 +5027,7 @@
         </w:trPr>
         <w:tc>
           <w:tcPr>
-            <w:tcW w:type="dxa" w:w="4564"/>
+            <w:tcW w:type="dxa" w:w="4521"/>
             <w:tcBorders>
               <w:top w:val="single" w:color="BFC9D6" w:sz="4"/>
               <w:left w:val="single" w:color="BFC9D6" w:sz="4"/>
@@ -5027,7 +5064,7 @@
         </w:tc>
         <w:tc>
           <w:tcPr>
-            <w:tcW w:type="dxa" w:w="5300"/>
+            <w:tcW w:type="dxa" w:w="5343"/>
             <w:tcBorders>
               <w:top w:val="single" w:color="BFC9D6" w:sz="4"/>
               <w:left w:val="single" w:color="BFC9D6" w:sz="4"/>
@@ -5052,13 +5089,37 @@
             <w:r>
               <w:rPr>
                 <w:rFonts w:ascii="Arial" w:cs="Arial" w:eastAsia="Arial" w:hAnsi="Arial"/>
-                <w:b w:val="false"/>
-                <w:bCs w:val="false"/>
-                <w:sz w:val="18"/>
-                <w:szCs w:val="18"/>
-                <w:rtl/>
-              </w:rPr>
-              <w:t xml:space="preserve">لا مكتبة PDF في الخادم (كما في البروفورما، ADR 0049)</w:t>
+                <w:b/>
+                <w:bCs/>
+                <w:sz w:val="18"/>
+                <w:szCs w:val="18"/>
+                <w:rtl/>
+              </w:rPr>
+              <w:t xml:space="preserve">بُني في </w:t>
+            </w:r>
+            <w:r>
+              <w:rPr>
+                <w:rFonts w:ascii="Courier New" w:cs="Courier New" w:eastAsia="Courier New" w:hAnsi="Courier New"/>
+                <w:b/>
+                <w:bCs/>
+                <w:color w:val="1F2937"/>
+                <w:sz w:val="16"/>
+                <w:szCs w:val="16"/>
+                <w:shd w:fill="F1F3F5" w:color="auto" w:val="clear"/>
+                <w:rtl/>
+              </w:rPr>
+              <w:t xml:space="preserve">‎docs/51‎</w:t>
+            </w:r>
+            <w:r>
+              <w:rPr>
+                <w:rFonts w:ascii="Arial" w:cs="Arial" w:eastAsia="Arial" w:hAnsi="Arial"/>
+                <w:b w:val="false"/>
+                <w:bCs w:val="false"/>
+                <w:sz w:val="18"/>
+                <w:szCs w:val="18"/>
+                <w:rtl/>
+              </w:rPr>
+              <w:t xml:space="preserve"> (طباعة الطلب PDF)</w:t>
             </w:r>
           </w:p>
         </w:tc>
@@ -5069,73 +5130,97 @@
         </w:trPr>
         <w:tc>
           <w:tcPr>
-            <w:tcW w:type="dxa" w:w="4564"/>
-            <w:tcBorders>
-              <w:top w:val="single" w:color="BFC9D6" w:sz="4"/>
-              <w:left w:val="single" w:color="BFC9D6" w:sz="4"/>
-              <w:bottom w:val="single" w:color="BFC9D6" w:sz="4"/>
-              <w:right w:val="single" w:color="BFC9D6" w:sz="4"/>
-            </w:tcBorders>
-            <w:tcMar>
-              <w:top w:type="dxa" w:w="50"/>
-              <w:left w:type="dxa" w:w="90"/>
-              <w:bottom w:type="dxa" w:w="50"/>
-              <w:right w:type="dxa" w:w="90"/>
-            </w:tcMar>
-            <w:vAlign w:val="top"/>
-          </w:tcPr>
-          <w:p>
-            <w:pPr>
-              <w:keepNext w:val="false"/>
-              <w:bidi/>
-              <w:spacing w:after="30" w:before="30" w:line="264"/>
-            </w:pPr>
-            <w:r>
-              <w:rPr>
-                <w:rFonts w:ascii="Arial" w:cs="Arial" w:eastAsia="Arial" w:hAnsi="Arial"/>
-                <w:b w:val="false"/>
-                <w:bCs w:val="false"/>
-                <w:sz w:val="18"/>
-                <w:szCs w:val="18"/>
-                <w:rtl/>
-              </w:rPr>
-              <w:t xml:space="preserve">FR-CAT-003 وFR-CAT-024</w:t>
-            </w:r>
-          </w:p>
-        </w:tc>
-        <w:tc>
-          <w:tcPr>
-            <w:tcW w:type="dxa" w:w="5300"/>
-            <w:tcBorders>
-              <w:top w:val="single" w:color="BFC9D6" w:sz="4"/>
-              <w:left w:val="single" w:color="BFC9D6" w:sz="4"/>
-              <w:bottom w:val="single" w:color="BFC9D6" w:sz="4"/>
-              <w:right w:val="single" w:color="BFC9D6" w:sz="4"/>
-            </w:tcBorders>
-            <w:tcMar>
-              <w:top w:type="dxa" w:w="50"/>
-              <w:left w:type="dxa" w:w="90"/>
-              <w:bottom w:type="dxa" w:w="50"/>
-              <w:right w:type="dxa" w:w="90"/>
-            </w:tcMar>
-            <w:vAlign w:val="top"/>
-          </w:tcPr>
-          <w:p>
-            <w:pPr>
-              <w:keepNext w:val="false"/>
-              <w:bidi/>
-              <w:spacing w:after="30" w:before="30" w:line="264"/>
-            </w:pPr>
-            <w:r>
-              <w:rPr>
-                <w:rFonts w:ascii="Arial" w:cs="Arial" w:eastAsia="Arial" w:hAnsi="Arial"/>
-                <w:b w:val="false"/>
-                <w:bCs w:val="false"/>
-                <w:sz w:val="18"/>
-                <w:szCs w:val="18"/>
-                <w:rtl/>
-              </w:rPr>
-              <w:t xml:space="preserve">إشعار الافتراضيات الجديدة، واستيراد الكتالوجات وتصديرها</w:t>
+            <w:tcW w:type="dxa" w:w="4521"/>
+            <w:tcBorders>
+              <w:top w:val="single" w:color="BFC9D6" w:sz="4"/>
+              <w:left w:val="single" w:color="BFC9D6" w:sz="4"/>
+              <w:bottom w:val="single" w:color="BFC9D6" w:sz="4"/>
+              <w:right w:val="single" w:color="BFC9D6" w:sz="4"/>
+            </w:tcBorders>
+            <w:tcMar>
+              <w:top w:type="dxa" w:w="50"/>
+              <w:left w:type="dxa" w:w="90"/>
+              <w:bottom w:type="dxa" w:w="50"/>
+              <w:right w:type="dxa" w:w="90"/>
+            </w:tcMar>
+            <w:vAlign w:val="top"/>
+          </w:tcPr>
+          <w:p>
+            <w:pPr>
+              <w:keepNext w:val="false"/>
+              <w:bidi/>
+              <w:spacing w:after="30" w:before="30" w:line="264"/>
+            </w:pPr>
+            <w:r>
+              <w:rPr>
+                <w:rFonts w:ascii="Arial" w:cs="Arial" w:eastAsia="Arial" w:hAnsi="Arial"/>
+                <w:b w:val="false"/>
+                <w:bCs w:val="false"/>
+                <w:sz w:val="18"/>
+                <w:szCs w:val="18"/>
+                <w:rtl/>
+              </w:rPr>
+              <w:t xml:space="preserve">FR-CAT-003 إشعار الافتراضيات الجديدة</w:t>
+            </w:r>
+          </w:p>
+        </w:tc>
+        <w:tc>
+          <w:tcPr>
+            <w:tcW w:type="dxa" w:w="5343"/>
+            <w:tcBorders>
+              <w:top w:val="single" w:color="BFC9D6" w:sz="4"/>
+              <w:left w:val="single" w:color="BFC9D6" w:sz="4"/>
+              <w:bottom w:val="single" w:color="BFC9D6" w:sz="4"/>
+              <w:right w:val="single" w:color="BFC9D6" w:sz="4"/>
+            </w:tcBorders>
+            <w:tcMar>
+              <w:top w:type="dxa" w:w="50"/>
+              <w:left w:type="dxa" w:w="90"/>
+              <w:bottom w:type="dxa" w:w="50"/>
+              <w:right w:type="dxa" w:w="90"/>
+            </w:tcMar>
+            <w:vAlign w:val="top"/>
+          </w:tcPr>
+          <w:p>
+            <w:pPr>
+              <w:keepNext w:val="false"/>
+              <w:bidi/>
+              <w:spacing w:after="30" w:before="30" w:line="264"/>
+            </w:pPr>
+            <w:r>
+              <w:rPr>
+                <w:rFonts w:ascii="Arial" w:cs="Arial" w:eastAsia="Arial" w:hAnsi="Arial"/>
+                <w:b w:val="false"/>
+                <w:bCs w:val="false"/>
+                <w:sz w:val="18"/>
+                <w:szCs w:val="18"/>
+                <w:rtl/>
+              </w:rPr>
+              <w:t xml:space="preserve">لم يُبنَ. أما FR-CAT-024 استيراد الكتالوجات وتصديرها </w:t>
+            </w:r>
+            <w:r>
+              <w:rPr>
+                <w:rFonts w:ascii="Arial" w:cs="Arial" w:eastAsia="Arial" w:hAnsi="Arial"/>
+                <w:b/>
+                <w:bCs/>
+                <w:sz w:val="18"/>
+                <w:szCs w:val="18"/>
+                <w:rtl/>
+              </w:rPr>
+              <w:t xml:space="preserve">فبُني في </w:t>
+            </w:r>
+            <w:r>
+              <w:rPr>
+                <w:rFonts w:ascii="Courier New" w:cs="Courier New" w:eastAsia="Courier New" w:hAnsi="Courier New"/>
+                <w:b/>
+                <w:bCs/>
+                <w:color w:val="1F2937"/>
+                <w:sz w:val="16"/>
+                <w:szCs w:val="16"/>
+                <w:shd w:fill="F1F3F5" w:color="auto" w:val="clear"/>
+                <w:rtl/>
+              </w:rPr>
+              <w:t xml:space="preserve">‎docs/52‎</w:t>
             </w:r>
           </w:p>
         </w:tc>
@@ -5146,7 +5231,7 @@
         </w:trPr>
         <w:tc>
           <w:tcPr>
-            <w:tcW w:type="dxa" w:w="4564"/>
+            <w:tcW w:type="dxa" w:w="4521"/>
             <w:tcBorders>
               <w:top w:val="single" w:color="BFC9D6" w:sz="4"/>
               <w:left w:val="single" w:color="BFC9D6" w:sz="4"/>
@@ -5183,7 +5268,7 @@
         </w:tc>
         <w:tc>
           <w:tcPr>
-            <w:tcW w:type="dxa" w:w="5300"/>
+            <w:tcW w:type="dxa" w:w="5343"/>
             <w:tcBorders>
               <w:top w:val="single" w:color="BFC9D6" w:sz="4"/>
               <w:left w:val="single" w:color="BFC9D6" w:sz="4"/>
@@ -5225,7 +5310,7 @@
         </w:trPr>
         <w:tc>
           <w:tcPr>
-            <w:tcW w:type="dxa" w:w="4564"/>
+            <w:tcW w:type="dxa" w:w="4521"/>
             <w:tcBorders>
               <w:top w:val="single" w:color="BFC9D6" w:sz="4"/>
               <w:left w:val="single" w:color="BFC9D6" w:sz="4"/>
@@ -5261,7 +5346,7 @@
         </w:tc>
         <w:tc>
           <w:tcPr>
-            <w:tcW w:type="dxa" w:w="5300"/>
+            <w:tcW w:type="dxa" w:w="5343"/>
             <w:tcBorders>
               <w:top w:val="single" w:color="BFC9D6" w:sz="4"/>
               <w:left w:val="single" w:color="BFC9D6" w:sz="4"/>

--- a/treasury-platform/docs/50-PHASE2-S5-BUILD.docx
+++ b/treasury-platform/docs/50-PHASE2-S5-BUILD.docx
@@ -5190,24 +5190,35 @@
             <w:r>
               <w:rPr>
                 <w:rFonts w:ascii="Arial" w:cs="Arial" w:eastAsia="Arial" w:hAnsi="Arial"/>
-                <w:b w:val="false"/>
-                <w:bCs w:val="false"/>
-                <w:sz w:val="18"/>
-                <w:szCs w:val="18"/>
-                <w:rtl/>
-              </w:rPr>
-              <w:t xml:space="preserve">لم يُبنَ. أما FR-CAT-024 استيراد الكتالوجات وتصديرها </w:t>
-            </w:r>
-            <w:r>
-              <w:rPr>
-                <w:rFonts w:ascii="Arial" w:cs="Arial" w:eastAsia="Arial" w:hAnsi="Arial"/>
                 <w:b/>
                 <w:bCs/>
                 <w:sz w:val="18"/>
                 <w:szCs w:val="18"/>
                 <w:rtl/>
               </w:rPr>
-              <w:t xml:space="preserve">فبُني في </w:t>
+              <w:t xml:space="preserve">بُني (ADR 0054، الصف 57)</w:t>
+            </w:r>
+            <w:r>
+              <w:rPr>
+                <w:rFonts w:ascii="Arial" w:cs="Arial" w:eastAsia="Arial" w:hAnsi="Arial"/>
+                <w:b w:val="false"/>
+                <w:bCs w:val="false"/>
+                <w:sz w:val="18"/>
+                <w:szCs w:val="18"/>
+                <w:rtl/>
+              </w:rPr>
+              <w:t xml:space="preserve">. وFR-CAT-024 استيراد الكتالوجات وتصديرها </w:t>
+            </w:r>
+            <w:r>
+              <w:rPr>
+                <w:rFonts w:ascii="Arial" w:cs="Arial" w:eastAsia="Arial" w:hAnsi="Arial"/>
+                <w:b/>
+                <w:bCs/>
+                <w:sz w:val="18"/>
+                <w:szCs w:val="18"/>
+                <w:rtl/>
+              </w:rPr>
+              <w:t xml:space="preserve">بُني في </w:t>
             </w:r>
             <w:r>
               <w:rPr>
@@ -5221,6 +5232,17 @@
                 <w:rtl/>
               </w:rPr>
               <w:t xml:space="preserve">‎docs/52‎</w:t>
+            </w:r>
+            <w:r>
+              <w:rPr>
+                <w:rFonts w:ascii="Arial" w:cs="Arial" w:eastAsia="Arial" w:hAnsi="Arial"/>
+                <w:b w:val="false"/>
+                <w:bCs w:val="false"/>
+                <w:sz w:val="18"/>
+                <w:szCs w:val="18"/>
+                <w:rtl/>
+              </w:rPr>
+              <w:t xml:space="preserve">، ومعه بنود القوائم</w:t>
             </w:r>
           </w:p>
         </w:tc>
